--- a/docs/03-licencias-medicas/versiones-anteriores/Informe_08-4_Camino_Mixto_General.docx
+++ b/docs/03-licencias-medicas/versiones-anteriores/Informe_08-4_Camino_Mixto_General.docx
@@ -47,6 +47,22 @@
           <w:szCs w:val="80"/>
         </w:rPr>
         <w:t xml:space="preserve">Camino mixto</w:t>
+      </w:r>
+    </w:p>
+    <w:p>
+      <w:pPr>
+        <w:spacing w:after="220"/>
+      </w:pPr>
+      <w:r>
+        <w:rPr>
+          <w:rFonts w:ascii="Calibri" w:cs="Calibri" w:eastAsia="Calibri" w:hAnsi="Calibri"/>
+          <w:b/>
+          <w:bCs/>
+          <w:color w:val="0F172A"/>
+          <w:sz w:val="80"/>
+          <w:szCs w:val="80"/>
+        </w:rPr>
+        <w:t xml:space="preserve">· general</w:t>
       </w:r>
     </w:p>
     <w:p>
@@ -1015,7 +1031,7 @@
                 <w:sz w:val="18"/>
                 <w:szCs w:val="18"/>
               </w:rPr>
-              <w:t xml:space="preserve">Informe 08.4 — Camino mixto (orquestado por GDP-SLEP Studio): informe general</w:t>
+              <w:t xml:space="preserve">Informe 08.4 — Camino mixto · general</w:t>
             </w:r>
           </w:p>
         </w:tc>
